--- a/nep/docx/47.content.docx
+++ b/nep/docx/47.content.docx
@@ -136,13 +136,6 @@
         <w:rPr>
           <w:lang w:val="ne_NP" w:bidi="ne_NP"/>
         </w:rPr>
-      </w:r>
-      <w:r>
-        <w:rPr>
-          <w:i/>
-          <w:lang w:val="ne_NP" w:bidi="ne_NP"/>
-        </w:rPr>
-        <w:t>२ कोरिन्थी 1:1, २ कोरिन्थी 1:1 (#2), २ कोरिन्थी 1:3, २ कोरिन्थी 1:4, २ कोरिन्थी 1:8–9, २ कोरिन्थी 1:9, २ कोरिन्थी 1:11, २ कोरिन्थी 1:12, २ कोरिन्थी 1:14, २ कोरिन्थी 1:15, २ कोरिन्थी 1:22, २ कोरिन्थी 1:23, २ कोरिन्थी 1:24, २ कोरिन्थी 2:1, २ कोरिन्थी 2:3, २ कोरिन्थी 2:4, २ कोरिन्थी 2:4 (#2), २ कोरिन्थी 2:6–7, २ कोरिन्थी 2:7, २ कोरिन्थी 2:9, २ कोरिन्थी 2:11, २ कोरिन्थी 2:13, २ कोरिन्थी 2:14–15, २ कोरिन्थी 2:17, २ कोरिन्थी 3:2, २ कोरिन्थी 3:4–5, २ कोरिन्थी 3:6, २ कोरिन्थी 3:7, २ कोरिन्थी 3:9, २ कोरिन्थी 3:14, २ कोरिन्थी 3:15, २ कोरिन्थी 3:16, २ कोरिन्थी 3:17, २ कोरिन्थी 3:18, २ कोरिन्थी 4:1, २ कोरिन्थी 4:2, २ कोरिन्थी 4:2 (#2), २ कोरिन्थी 4:3, २ कोरिन्थी 4:4, २ कोरिन्थी 4:5, २ कोरिन्थी 4:7, २ कोरिन्थी 4:10, २ कोरिन्थी 4:14, २ कोरिन्थी 4:15, २ कोरिन्थी 4:16, २ कोरिन्थी 4:16–18, २ कोरिन्थी 5:1, २ कोरिन्थी 5:4, २ कोरिन्थी 5:5, २ कोरिन्थी 5:8, २ कोरिन्थी 5:9, २ कोरिन्थी 5:10, २ कोरिन्थी 5:11, २ कोरिन्थी 5:12, २ कोरिन्थी 5:15, २ कोरिन्थी 5:16, २ कोरिन्थी 5:17, २ कोरिन्थी 5:19, २ कोरिन्थी 5:20, २ कोरिन्थी 5:21, २ कोरिन्थी 6:1, २ कोरिन्थी 6:2, २ कोरिन्थी 6:3, २ कोरिन्थी 6:4, २ कोरिन्थी 6:4–5, २ कोरिन्थी 6:8, २ कोरिन्थी 6:11, २ कोरिन्थी 6:13, २ कोरिन्थी 6:14–16, २ कोरिन्थी 6:17–18, २ कोरिन्थी 7:1, २ कोरिन्थी 7:2, २ कोरिन्थी 7:3–4, २ कोरिन्थी 7:6–7, २ कोरिन्थी 7:9, २ कोरिन्थी 7:12, २ कोरिन्थी 7:13, २ कोरिन्थी 7:15, २ कोरिन्थी 8:1, २ कोरिन्थी 8:2, २ कोरिन्थी 8:6, २ कोरिन्थी 8:7, २ कोरिन्थी 8:12, २ कोरिन्थी 8:13–14, २ कोरिन्थी 8:16–17, २ कोरिन्थी 8:20, २ कोरिन्थी 8:24, २ कोरिन्थी 9:1, २ कोरिन्थी 9:3, २ कोरिन्थी 9:4–5, २ कोरिन्थी 9:6, २ कोरिन्थी 9:7, २ कोरिन्थी 9:10–11, २ कोरिन्थी 9:13, २ कोरिन्थी 9:14, २ कोरिन्थी 10:2, २ कोरिन्थी 10:2 (#2), २ कोरिन्थी 10:4, २ कोरिन्थी 10:4 (#2), २ कोरिन्थी 10:8, २ कोरिन्थी 10:10, २ कोरिन्थी 10:11, २ कोरिन्थी 10:12, २ कोरिन्थी 10:13, २ कोरिन्थी 10:15–16, २ कोरिन्थी 10:18, २ कोरिन्थी 11:2, २ कोरिन्थी 11:3, २ कोरिन्थी 11:4, २ कोरिन्थी 11:7, २ कोरिन्थी 11:8, २ कोरिन्थी 11:13, २ कोरिन्थी 11:14, २ कोरिन्थी 11:16, २ कोरिन्थी 11:19–20, २ कोरिन्थी 11:22–23, २ कोरिन्थी 11:24–26, २ कोरिन्थी 11:29, २ कोरिन्थी 11:30, २ कोरिन्थी 11:32, २ कोरिन्थी 12:1, २ कोरिन्थी 12:2, २ कोरिन्थी 12:6, २ कोरिन्थी 12:7, २ कोरिन्थी 12:9, २ कोरिन्थी 12:9 (#2), २ कोरिन्थी 12:12, २ कोरिन्थी 12:14, २ कोरिन्थी 12:15, २ कोरिन्थी 12:19, २ कोरिन्थी 12:20, २ कोरिन्थी 12:21, २ कोरिन्थी 12:21 (#2), २ कोरिन्थी 13:1–2, २ कोरिन्थी 13:3, २ कोरिन्थी 13:5, २ कोरिन्थी 13:6, २ कोरिन्थी 13:8, २ कोरिन्थी 13:10, २ कोरिन्थी 13:10 (#2), २ कोरिन्थी 13:11–12, २ कोरिन्थी 13:14</w:t>
       </w:r>
       <w:r>
         <w:rPr>

--- a/nep/docx/47.content.docx
+++ b/nep/docx/47.content.docx
@@ -123,19 +123,6 @@
           <w:lang w:val="ne_NP" w:bidi="ne_NP"/>
         </w:rPr>
         <w:t>2CO</w:t>
-      </w:r>
-      <w:r>
-        <w:rPr>
-          <w:lang w:val="ne_NP" w:bidi="ne_NP"/>
-        </w:rPr>
-      </w:r>
-    </w:p>
-    <w:p>
-      <w:pPr/>
-      <w:r>
-        <w:rPr>
-          <w:lang w:val="ne_NP" w:bidi="ne_NP"/>
-        </w:rPr>
       </w:r>
       <w:r>
         <w:rPr>

--- a/nep/docx/47.content.docx
+++ b/nep/docx/47.content.docx
@@ -19,7 +19,7 @@
         <w:rPr>
           <w:lang w:val="ne_NP" w:bidi="ne_NP"/>
         </w:rPr>
-        <w:t>Resource: Translation Questions (unfoldingWord)</w:t>
+        <w:t>Resource: unfoldingWord® Translation Questions</w:t>
       </w:r>
       <w:r>
         <w:rPr>
@@ -85,7 +85,7 @@
         <w:rPr>
           <w:lang w:val="ne_NP" w:bidi="ne_NP"/>
         </w:rPr>
-        <w:t>Translation Questions (unfoldingWord)</w:t>
+        <w:t>unfoldingWord® Translation Questions</w:t>
       </w:r>
     </w:p>
     <w:p>
